--- a/internal_doc/03.开发设计/Sequence&AutoIncrement/Story-自增字段系统生成值避免冲突.docx
+++ b/internal_doc/03.开发设计/Sequence&AutoIncrement/Story-自增字段系统生成值避免冲突.docx
@@ -5,9 +5,6 @@
     <w:p>
       <w:pPr>
         <w:pStyle w:val="ab"/>
-        <w:rPr>
-          <w:rFonts w:hint="eastAsia"/>
-        </w:rPr>
       </w:pPr>
       <w:r>
         <w:rPr>
@@ -404,9 +401,6 @@
     <w:p>
       <w:pPr>
         <w:ind w:firstLineChars="200" w:firstLine="420"/>
-        <w:rPr>
-          <w:rFonts w:hint="eastAsia"/>
-        </w:rPr>
       </w:pPr>
       <w:r>
         <w:rPr>
@@ -507,9 +501,6 @@
     <w:p>
       <w:pPr>
         <w:ind w:left="777"/>
-        <w:rPr>
-          <w:rFonts w:hint="eastAsia"/>
-        </w:rPr>
       </w:pPr>
       <w:r>
         <w:rPr>
@@ -552,9 +543,6 @@
     <w:p>
       <w:pPr>
         <w:ind w:left="0"/>
-        <w:rPr>
-          <w:rFonts w:hint="eastAsia"/>
-        </w:rPr>
       </w:pPr>
       <w:r>
         <w:rPr>
@@ -757,9 +745,6 @@
     <w:p>
       <w:pPr>
         <w:ind w:left="0"/>
-        <w:rPr>
-          <w:rFonts w:hint="eastAsia"/>
-        </w:rPr>
       </w:pPr>
       <w:r>
         <w:rPr>
@@ -825,9 +810,6 @@
     <w:p>
       <w:pPr>
         <w:ind w:left="0"/>
-        <w:rPr>
-          <w:rFonts w:hint="eastAsia"/>
-        </w:rPr>
       </w:pPr>
       <w:r>
         <w:rPr>
@@ -881,9 +863,6 @@
     <w:p>
       <w:pPr>
         <w:ind w:left="0"/>
-        <w:rPr>
-          <w:rFonts w:hint="eastAsia"/>
-        </w:rPr>
       </w:pPr>
     </w:p>
     <w:p>
@@ -989,17 +968,11 @@
     <w:p>
       <w:pPr>
         <w:ind w:left="0"/>
-        <w:rPr>
-          <w:rFonts w:hint="eastAsia"/>
-        </w:rPr>
       </w:pPr>
     </w:p>
     <w:p>
       <w:pPr>
         <w:pStyle w:val="2"/>
-        <w:rPr>
-          <w:rFonts w:hint="eastAsia"/>
-        </w:rPr>
       </w:pPr>
       <w:r>
         <w:rPr>
@@ -1016,11 +989,6 @@
       </w:r>
     </w:p>
     <w:p>
-      <w:pPr>
-        <w:rPr>
-          <w:rFonts w:hint="eastAsia"/>
-        </w:rPr>
-      </w:pPr>
       <w:r>
         <w:rPr>
           <w:rFonts w:hint="eastAsia"/>
@@ -1041,11 +1009,6 @@
       </w:r>
     </w:p>
     <w:p>
-      <w:pPr>
-        <w:rPr>
-          <w:rFonts w:hint="eastAsia"/>
-        </w:rPr>
-      </w:pPr>
       <w:r>
         <w:rPr>
           <w:rFonts w:hint="eastAsia"/>
@@ -1083,19 +1046,8 @@
         <w:t>方式用伪代码描述如下：</w:t>
       </w:r>
     </w:p>
-    <w:p>
-      <w:pPr>
-        <w:rPr>
-          <w:rFonts w:hint="eastAsia"/>
-        </w:rPr>
-      </w:pPr>
-    </w:p>
-    <w:p>
-      <w:pPr>
-        <w:rPr>
-          <w:rFonts w:hint="eastAsia"/>
-        </w:rPr>
-      </w:pPr>
+    <w:p/>
+    <w:p>
       <w:r>
         <w:rPr>
           <w:rFonts w:hint="eastAsia"/>
@@ -1140,11 +1092,6 @@
       </w:r>
     </w:p>
     <w:p>
-      <w:pPr>
-        <w:rPr>
-          <w:rFonts w:hint="eastAsia"/>
-        </w:rPr>
-      </w:pPr>
       <w:r>
         <w:rPr>
           <w:rFonts w:hint="eastAsia"/>
@@ -1164,11 +1111,6 @@
       </w:r>
     </w:p>
     <w:p>
-      <w:pPr>
-        <w:rPr>
-          <w:rFonts w:hint="eastAsia"/>
-        </w:rPr>
-      </w:pPr>
       <w:r>
         <w:rPr>
           <w:rFonts w:hint="eastAsia"/>
@@ -1213,11 +1155,6 @@
       </w:r>
     </w:p>
     <w:p>
-      <w:pPr>
-        <w:rPr>
-          <w:rFonts w:hint="eastAsia"/>
-        </w:rPr>
-      </w:pPr>
       <w:r>
         <w:rPr>
           <w:rFonts w:hint="eastAsia"/>
@@ -1237,11 +1174,6 @@
       </w:r>
     </w:p>
     <w:p>
-      <w:pPr>
-        <w:rPr>
-          <w:rFonts w:hint="eastAsia"/>
-        </w:rPr>
-      </w:pPr>
       <w:r>
         <w:rPr>
           <w:rFonts w:hint="eastAsia"/>
@@ -1274,11 +1206,6 @@
       </w:r>
     </w:p>
     <w:p>
-      <w:pPr>
-        <w:rPr>
-          <w:rFonts w:hint="eastAsia"/>
-        </w:rPr>
-      </w:pPr>
       <w:r>
         <w:t xml:space="preserve">   </w:t>
       </w:r>
@@ -1302,11 +1229,6 @@
       </w:r>
     </w:p>
     <w:p>
-      <w:pPr>
-        <w:rPr>
-          <w:rFonts w:hint="eastAsia"/>
-        </w:rPr>
-      </w:pPr>
       <w:r>
         <w:t xml:space="preserve">   </w:t>
       </w:r>
@@ -1377,11 +1299,6 @@
       </w:r>
     </w:p>
     <w:p>
-      <w:pPr>
-        <w:rPr>
-          <w:rFonts w:hint="eastAsia"/>
-        </w:rPr>
-      </w:pPr>
       <w:r>
         <w:rPr>
           <w:rFonts w:hint="eastAsia"/>
@@ -1391,11 +1308,6 @@
     </w:p>
     <w:p/>
     <w:p>
-      <w:pPr>
-        <w:rPr>
-          <w:rFonts w:hint="eastAsia"/>
-        </w:rPr>
-      </w:pPr>
       <w:r>
         <w:rPr>
           <w:rFonts w:hint="eastAsia"/>
@@ -1446,11 +1358,6 @@
     </w:p>
     <w:p/>
     <w:p>
-      <w:pPr>
-        <w:rPr>
-          <w:rFonts w:hint="eastAsia"/>
-        </w:rPr>
-      </w:pPr>
       <w:r>
         <w:rPr>
           <w:rFonts w:hint="eastAsia"/>
@@ -1460,11 +1367,6 @@
     </w:p>
     <w:p/>
     <w:p>
-      <w:pPr>
-        <w:rPr>
-          <w:rFonts w:hint="eastAsia"/>
-        </w:rPr>
-      </w:pPr>
       <w:r>
         <w:rPr>
           <w:rFonts w:hint="eastAsia"/>
@@ -1513,11 +1415,6 @@
     </w:p>
     <w:p/>
     <w:p>
-      <w:pPr>
-        <w:rPr>
-          <w:rFonts w:hint="eastAsia"/>
-        </w:rPr>
-      </w:pPr>
       <w:r>
         <w:rPr>
           <w:rFonts w:hint="eastAsia"/>
@@ -1551,11 +1448,6 @@
     </w:p>
     <w:p/>
     <w:p>
-      <w:pPr>
-        <w:rPr>
-          <w:rFonts w:hint="eastAsia"/>
-        </w:rPr>
-      </w:pPr>
       <w:r>
         <w:rPr>
           <w:rFonts w:hint="eastAsia"/>
@@ -1576,11 +1468,6 @@
       </w:r>
     </w:p>
     <w:p>
-      <w:pPr>
-        <w:rPr>
-          <w:rFonts w:hint="eastAsia"/>
-        </w:rPr>
-      </w:pPr>
       <w:r>
         <w:rPr>
           <w:rFonts w:hint="eastAsia"/>
@@ -1595,11 +1482,6 @@
       </w:r>
     </w:p>
     <w:p>
-      <w:pPr>
-        <w:rPr>
-          <w:rFonts w:hint="eastAsia"/>
-        </w:rPr>
-      </w:pPr>
       <w:r>
         <w:rPr>
           <w:rFonts w:hint="eastAsia"/>
@@ -1620,11 +1502,6 @@
       </w:r>
     </w:p>
     <w:p>
-      <w:pPr>
-        <w:rPr>
-          <w:rFonts w:hint="eastAsia"/>
-        </w:rPr>
-      </w:pPr>
       <w:r>
         <w:rPr>
           <w:rFonts w:hint="eastAsia"/>
@@ -1639,11 +1516,6 @@
       </w:r>
     </w:p>
     <w:p>
-      <w:pPr>
-        <w:rPr>
-          <w:rFonts w:hint="eastAsia"/>
-        </w:rPr>
-      </w:pPr>
       <w:r>
         <w:rPr>
           <w:rFonts w:hint="eastAsia"/>
@@ -1670,11 +1542,6 @@
       </w:r>
     </w:p>
     <w:p>
-      <w:pPr>
-        <w:rPr>
-          <w:rFonts w:hint="eastAsia"/>
-        </w:rPr>
-      </w:pPr>
       <w:r>
         <w:rPr>
           <w:rFonts w:hint="eastAsia"/>
@@ -1696,11 +1563,6 @@
       </w:r>
     </w:p>
     <w:p>
-      <w:pPr>
-        <w:rPr>
-          <w:rFonts w:hint="eastAsia"/>
-        </w:rPr>
-      </w:pPr>
       <w:r>
         <w:rPr>
           <w:rFonts w:hint="eastAsia"/>
@@ -1739,11 +1601,6 @@
       </w:r>
     </w:p>
     <w:p>
-      <w:pPr>
-        <w:rPr>
-          <w:rFonts w:hint="eastAsia"/>
-        </w:rPr>
-      </w:pPr>
       <w:r>
         <w:rPr>
           <w:rFonts w:hint="eastAsia"/>
@@ -1782,11 +1639,6 @@
       </w:r>
     </w:p>
     <w:p>
-      <w:pPr>
-        <w:rPr>
-          <w:rFonts w:hint="eastAsia"/>
-        </w:rPr>
-      </w:pPr>
       <w:r>
         <w:rPr>
           <w:rFonts w:hint="eastAsia"/>
@@ -1849,11 +1701,6 @@
       </w:r>
     </w:p>
     <w:p>
-      <w:pPr>
-        <w:rPr>
-          <w:rFonts w:hint="eastAsia"/>
-        </w:rPr>
-      </w:pPr>
       <w:r>
         <w:rPr>
           <w:rFonts w:hint="eastAsia"/>
@@ -1874,11 +1721,6 @@
       </w:r>
     </w:p>
     <w:p>
-      <w:pPr>
-        <w:rPr>
-          <w:rFonts w:hint="eastAsia"/>
-        </w:rPr>
-      </w:pPr>
       <w:r>
         <w:rPr>
           <w:rFonts w:hint="eastAsia"/>
@@ -1905,11 +1747,6 @@
       </w:r>
     </w:p>
     <w:p>
-      <w:pPr>
-        <w:rPr>
-          <w:rFonts w:hint="eastAsia"/>
-        </w:rPr>
-      </w:pPr>
       <w:r>
         <w:rPr>
           <w:rFonts w:hint="eastAsia"/>
@@ -1948,11 +1785,6 @@
       </w:r>
     </w:p>
     <w:p>
-      <w:pPr>
-        <w:rPr>
-          <w:rFonts w:hint="eastAsia"/>
-        </w:rPr>
-      </w:pPr>
       <w:r>
         <w:rPr>
           <w:rFonts w:hint="eastAsia"/>
@@ -1979,11 +1811,6 @@
       </w:r>
     </w:p>
     <w:p>
-      <w:pPr>
-        <w:rPr>
-          <w:rFonts w:hint="eastAsia"/>
-        </w:rPr>
-      </w:pPr>
       <w:r>
         <w:rPr>
           <w:rFonts w:hint="eastAsia"/>
@@ -1998,11 +1825,6 @@
       </w:r>
     </w:p>
     <w:p>
-      <w:pPr>
-        <w:rPr>
-          <w:rFonts w:hint="eastAsia"/>
-        </w:rPr>
-      </w:pPr>
       <w:r>
         <w:rPr>
           <w:rFonts w:hint="eastAsia"/>
@@ -2018,11 +1840,6 @@
     </w:p>
     <w:p/>
     <w:p>
-      <w:pPr>
-        <w:rPr>
-          <w:rFonts w:hint="eastAsia"/>
-        </w:rPr>
-      </w:pPr>
       <w:r>
         <w:rPr>
           <w:rFonts w:hint="eastAsia"/>
@@ -2043,11 +1860,6 @@
       </w:r>
     </w:p>
     <w:p>
-      <w:pPr>
-        <w:rPr>
-          <w:rFonts w:hint="eastAsia"/>
-        </w:rPr>
-      </w:pPr>
       <w:r>
         <w:rPr>
           <w:rFonts w:hint="eastAsia"/>
@@ -2074,11 +1886,6 @@
       </w:r>
     </w:p>
     <w:p>
-      <w:pPr>
-        <w:rPr>
-          <w:rFonts w:hint="eastAsia"/>
-        </w:rPr>
-      </w:pPr>
       <w:r>
         <w:rPr>
           <w:rFonts w:hint="eastAsia"/>
@@ -2129,11 +1936,6 @@
       </w:r>
     </w:p>
     <w:p>
-      <w:pPr>
-        <w:rPr>
-          <w:rFonts w:hint="eastAsia"/>
-        </w:rPr>
-      </w:pPr>
       <w:r>
         <w:rPr>
           <w:rFonts w:hint="eastAsia"/>
@@ -2160,11 +1962,6 @@
       </w:r>
     </w:p>
     <w:p>
-      <w:pPr>
-        <w:rPr>
-          <w:rFonts w:hint="eastAsia"/>
-        </w:rPr>
-      </w:pPr>
       <w:r>
         <w:rPr>
           <w:rFonts w:hint="eastAsia"/>
@@ -2193,12 +1990,7 @@
     <w:p>
       <w:pPr>
         <w:ind w:left="0"/>
-        <w:rPr>
-          <w:rFonts w:hint="eastAsia"/>
-        </w:rPr>
-      </w:pPr>
-      <w:bookmarkStart w:id="0" w:name="_GoBack"/>
-      <w:bookmarkEnd w:id="0"/>
+      </w:pPr>
     </w:p>
     <w:p/>
     <w:p>
@@ -2226,12 +2018,12 @@
         <w:tblLook w:val="04A0" w:firstRow="1" w:lastRow="0" w:firstColumn="1" w:lastColumn="0" w:noHBand="0" w:noVBand="1"/>
       </w:tblPr>
       <w:tblGrid>
-        <w:gridCol w:w="1431"/>
-        <w:gridCol w:w="568"/>
-        <w:gridCol w:w="1975"/>
-        <w:gridCol w:w="1032"/>
-        <w:gridCol w:w="957"/>
-        <w:gridCol w:w="1976"/>
+        <w:gridCol w:w="1430"/>
+        <w:gridCol w:w="567"/>
+        <w:gridCol w:w="1981"/>
+        <w:gridCol w:w="1030"/>
+        <w:gridCol w:w="954"/>
+        <w:gridCol w:w="1977"/>
       </w:tblGrid>
       <w:tr>
         <w:tc>
@@ -2313,6 +2105,14 @@
                 <w:szCs w:val="18"/>
               </w:rPr>
             </w:pPr>
+            <w:r>
+              <w:rPr>
+                <w:rFonts w:hint="eastAsia"/>
+                <w:sz w:val="18"/>
+                <w:szCs w:val="18"/>
+              </w:rPr>
+              <w:t>0.5k</w:t>
+            </w:r>
           </w:p>
         </w:tc>
         <w:tc>
@@ -2351,6 +2151,21 @@
                 <w:szCs w:val="18"/>
               </w:rPr>
             </w:pPr>
+            <w:r>
+              <w:rPr>
+                <w:rFonts w:hint="eastAsia"/>
+                <w:sz w:val="18"/>
+                <w:szCs w:val="18"/>
+              </w:rPr>
+              <w:t>1</w:t>
+            </w:r>
+            <w:r>
+              <w:rPr>
+                <w:sz w:val="18"/>
+                <w:szCs w:val="18"/>
+              </w:rPr>
+              <w:t>0</w:t>
+            </w:r>
           </w:p>
         </w:tc>
       </w:tr>
@@ -2800,26 +2615,15 @@
     <w:p>
       <w:pPr>
         <w:pStyle w:val="2"/>
+        <w:rPr>
+          <w:rFonts w:hint="eastAsia"/>
+        </w:rPr>
       </w:pPr>
       <w:r>
         <w:rPr>
           <w:rFonts w:hint="eastAsia"/>
         </w:rPr>
         <w:t>遗留问题</w:t>
-      </w:r>
-    </w:p>
-    <w:p>
-      <w:pPr>
-        <w:rPr>
-          <w:color w:val="00B0F0"/>
-        </w:rPr>
-      </w:pPr>
-      <w:r>
-        <w:rPr>
-          <w:rFonts w:hint="eastAsia"/>
-          <w:color w:val="00B0F0"/>
-        </w:rPr>
-        <w:t>说明：该特性中暂时未彻底解决或有待改进优化的问题</w:t>
       </w:r>
     </w:p>
     <w:tbl>
@@ -2914,6 +2718,9 @@
           <w:p>
             <w:pPr>
               <w:ind w:left="0"/>
+              <w:rPr>
+                <w:rFonts w:hint="eastAsia"/>
+              </w:rPr>
             </w:pPr>
           </w:p>
         </w:tc>
@@ -2938,6 +2745,7 @@
         <w:rPr>
           <w:rFonts w:hint="eastAsia"/>
         </w:rPr>
+        <w:lastRenderedPageBreak/>
         <w:t>验收</w:t>
       </w:r>
       <w:r>
@@ -2951,104 +2759,6 @@
           <w:rFonts w:hint="eastAsia"/>
         </w:rPr>
         <w:t>用例</w:t>
-      </w:r>
-    </w:p>
-    <w:p>
-      <w:pPr>
-        <w:rPr>
-          <w:color w:val="00B0F0"/>
-        </w:rPr>
-      </w:pPr>
-      <w:r>
-        <w:rPr>
-          <w:rFonts w:hint="eastAsia"/>
-          <w:color w:val="00B0F0"/>
-        </w:rPr>
-        <w:t>说明</w:t>
-      </w:r>
-      <w:r>
-        <w:rPr>
-          <w:rFonts w:hint="eastAsia"/>
-          <w:color w:val="00B0F0"/>
-        </w:rPr>
-        <w:t>:</w:t>
-      </w:r>
-      <w:r>
-        <w:rPr>
-          <w:rFonts w:hint="eastAsia"/>
-          <w:color w:val="00B0F0"/>
-        </w:rPr>
-        <w:t xml:space="preserve"> </w:t>
-      </w:r>
-      <w:r>
-        <w:rPr>
-          <w:rFonts w:hint="eastAsia"/>
-          <w:color w:val="00B0F0"/>
-        </w:rPr>
-        <w:t>验收用例是用于表明开发基本功能</w:t>
-      </w:r>
-      <w:r>
-        <w:rPr>
-          <w:rFonts w:hint="eastAsia"/>
-          <w:color w:val="00B0F0"/>
-        </w:rPr>
-        <w:t xml:space="preserve">OK, </w:t>
-      </w:r>
-      <w:r>
-        <w:rPr>
-          <w:rFonts w:hint="eastAsia"/>
-          <w:color w:val="00B0F0"/>
-        </w:rPr>
-        <w:t>满足启动测试最基本需要的一组用例</w:t>
-      </w:r>
-      <w:r>
-        <w:rPr>
-          <w:rFonts w:hint="eastAsia"/>
-          <w:color w:val="00B0F0"/>
-        </w:rPr>
-        <w:t xml:space="preserve">. </w:t>
-      </w:r>
-      <w:r>
-        <w:rPr>
-          <w:rFonts w:hint="eastAsia"/>
-          <w:color w:val="00B0F0"/>
-        </w:rPr>
-        <w:t>验收用例通过</w:t>
-      </w:r>
-      <w:r>
-        <w:rPr>
-          <w:rFonts w:hint="eastAsia"/>
-          <w:color w:val="00B0F0"/>
-        </w:rPr>
-        <w:t>,</w:t>
-      </w:r>
-      <w:r>
-        <w:rPr>
-          <w:rFonts w:hint="eastAsia"/>
-          <w:color w:val="00B0F0"/>
-        </w:rPr>
-        <w:t>表明开发完成</w:t>
-      </w:r>
-      <w:r>
-        <w:rPr>
-          <w:rFonts w:hint="eastAsia"/>
-          <w:color w:val="00B0F0"/>
-        </w:rPr>
-        <w:t>,</w:t>
-      </w:r>
-      <w:r>
-        <w:rPr>
-          <w:rFonts w:hint="eastAsia"/>
-          <w:color w:val="00B0F0"/>
-        </w:rPr>
-        <w:t>可启动正式测试</w:t>
-      </w:r>
-      <w:r>
-        <w:rPr>
-          <w:rFonts w:hint="eastAsia"/>
-          <w:color w:val="00B0F0"/>
-        </w:rPr>
-        <w:t>;</w:t>
       </w:r>
     </w:p>
     <w:p/>
@@ -3060,15 +2770,15 @@
         <w:tblLook w:val="04A0" w:firstRow="1" w:lastRow="0" w:firstColumn="1" w:lastColumn="0" w:noHBand="0" w:noVBand="1"/>
       </w:tblPr>
       <w:tblGrid>
-        <w:gridCol w:w="2453"/>
-        <w:gridCol w:w="1473"/>
-        <w:gridCol w:w="2308"/>
+        <w:gridCol w:w="1198"/>
+        <w:gridCol w:w="2409"/>
+        <w:gridCol w:w="2627"/>
         <w:gridCol w:w="1705"/>
       </w:tblGrid>
       <w:tr>
         <w:tc>
           <w:tcPr>
-            <w:tcW w:w="2527" w:type="dxa"/>
+            <w:tcW w:w="1198" w:type="dxa"/>
             <w:shd w:val="clear" w:color="auto" w:fill="BFBFBF" w:themeFill="background1" w:themeFillShade="BF"/>
           </w:tcPr>
           <w:p>
@@ -3089,7 +2799,7 @@
         </w:tc>
         <w:tc>
           <w:tcPr>
-            <w:tcW w:w="1511" w:type="dxa"/>
+            <w:tcW w:w="2409" w:type="dxa"/>
             <w:shd w:val="clear" w:color="auto" w:fill="BFBFBF" w:themeFill="background1" w:themeFillShade="BF"/>
           </w:tcPr>
           <w:p>
@@ -3110,7 +2820,7 @@
         </w:tc>
         <w:tc>
           <w:tcPr>
-            <w:tcW w:w="2376" w:type="dxa"/>
+            <w:tcW w:w="2627" w:type="dxa"/>
             <w:shd w:val="clear" w:color="auto" w:fill="BFBFBF" w:themeFill="background1" w:themeFillShade="BF"/>
           </w:tcPr>
           <w:p>
@@ -3131,7 +2841,7 @@
         </w:tc>
         <w:tc>
           <w:tcPr>
-            <w:tcW w:w="1751" w:type="dxa"/>
+            <w:tcW w:w="1705" w:type="dxa"/>
             <w:shd w:val="clear" w:color="auto" w:fill="BFBFBF" w:themeFill="background1" w:themeFillShade="BF"/>
           </w:tcPr>
           <w:p>
@@ -3154,87 +2864,1197 @@
       <w:tr>
         <w:tc>
           <w:tcPr>
-            <w:tcW w:w="2527" w:type="dxa"/>
-          </w:tcPr>
-          <w:p>
-            <w:pPr>
-              <w:ind w:left="0"/>
-            </w:pPr>
-          </w:p>
-        </w:tc>
-        <w:tc>
-          <w:tcPr>
-            <w:tcW w:w="1511" w:type="dxa"/>
-          </w:tcPr>
-          <w:p>
-            <w:pPr>
-              <w:ind w:left="0"/>
-            </w:pPr>
-          </w:p>
-        </w:tc>
-        <w:tc>
-          <w:tcPr>
-            <w:tcW w:w="2376" w:type="dxa"/>
-          </w:tcPr>
-          <w:p>
-            <w:pPr>
-              <w:ind w:left="0"/>
-              <w:rPr>
-                <w:rFonts w:hint="eastAsia"/>
-              </w:rPr>
-            </w:pPr>
-          </w:p>
-        </w:tc>
-        <w:tc>
-          <w:tcPr>
-            <w:tcW w:w="1751" w:type="dxa"/>
-          </w:tcPr>
-          <w:p>
-            <w:pPr>
-              <w:ind w:left="0"/>
-            </w:pPr>
+            <w:tcW w:w="1198" w:type="dxa"/>
+          </w:tcPr>
+          <w:p>
+            <w:pPr>
+              <w:ind w:left="0"/>
+            </w:pPr>
+          </w:p>
+        </w:tc>
+        <w:tc>
+          <w:tcPr>
+            <w:tcW w:w="2409" w:type="dxa"/>
+          </w:tcPr>
+          <w:p>
+            <w:pPr>
+              <w:ind w:left="0"/>
+              <w:rPr>
+                <w:rFonts w:hint="eastAsia"/>
+              </w:rPr>
+            </w:pPr>
+            <w:r>
+              <w:rPr>
+                <w:rFonts w:hint="eastAsia"/>
+              </w:rPr>
+              <w:t>插入值</w:t>
+            </w:r>
+            <w:r>
+              <w:t>小</w:t>
+            </w:r>
+            <w:r>
+              <w:rPr>
+                <w:rFonts w:hint="eastAsia"/>
+              </w:rPr>
+              <w:t>于</w:t>
+            </w:r>
+            <w:r>
+              <w:t>所有</w:t>
+            </w:r>
+            <w:r>
+              <w:rPr>
+                <w:rFonts w:hint="eastAsia"/>
+              </w:rPr>
+              <w:t>缓存值</w:t>
+            </w:r>
+          </w:p>
+        </w:tc>
+        <w:tc>
+          <w:tcPr>
+            <w:tcW w:w="2627" w:type="dxa"/>
+          </w:tcPr>
+          <w:p>
+            <w:pPr>
+              <w:ind w:left="0"/>
+            </w:pPr>
+          </w:p>
+        </w:tc>
+        <w:tc>
+          <w:tcPr>
+            <w:tcW w:w="1705" w:type="dxa"/>
+          </w:tcPr>
+          <w:p>
+            <w:pPr>
+              <w:ind w:left="0"/>
+              <w:rPr>
+                <w:rFonts w:hint="eastAsia"/>
+              </w:rPr>
+            </w:pPr>
+            <w:r>
+              <w:rPr>
+                <w:rFonts w:hint="eastAsia"/>
+              </w:rPr>
+              <w:t>不</w:t>
+            </w:r>
+            <w:r>
+              <w:t>调整</w:t>
+            </w:r>
           </w:p>
         </w:tc>
       </w:tr>
       <w:tr>
         <w:tc>
           <w:tcPr>
-            <w:tcW w:w="2527" w:type="dxa"/>
-          </w:tcPr>
-          <w:p>
-            <w:pPr>
-              <w:ind w:left="0"/>
-            </w:pPr>
-          </w:p>
-        </w:tc>
-        <w:tc>
-          <w:tcPr>
-            <w:tcW w:w="1511" w:type="dxa"/>
-          </w:tcPr>
-          <w:p>
-            <w:pPr>
-              <w:ind w:left="0"/>
-            </w:pPr>
-          </w:p>
-        </w:tc>
-        <w:tc>
-          <w:tcPr>
-            <w:tcW w:w="2376" w:type="dxa"/>
-          </w:tcPr>
-          <w:p>
-            <w:pPr>
-              <w:ind w:left="0"/>
-            </w:pPr>
-          </w:p>
-        </w:tc>
-        <w:tc>
-          <w:tcPr>
-            <w:tcW w:w="1751" w:type="dxa"/>
-          </w:tcPr>
-          <w:p>
-            <w:pPr>
-              <w:ind w:left="0"/>
-            </w:pPr>
+            <w:tcW w:w="1198" w:type="dxa"/>
+          </w:tcPr>
+          <w:p>
+            <w:pPr>
+              <w:ind w:left="0"/>
+            </w:pPr>
+          </w:p>
+        </w:tc>
+        <w:tc>
+          <w:tcPr>
+            <w:tcW w:w="2409" w:type="dxa"/>
+          </w:tcPr>
+          <w:p>
+            <w:pPr>
+              <w:ind w:left="0"/>
+              <w:rPr>
+                <w:rFonts w:hint="eastAsia"/>
+              </w:rPr>
+            </w:pPr>
+            <w:r>
+              <w:rPr>
+                <w:rFonts w:hint="eastAsia"/>
+              </w:rPr>
+              <w:t>插入</w:t>
+            </w:r>
+            <w:r>
+              <w:t>值小于当前</w:t>
+            </w:r>
+            <w:r>
+              <w:t>coord</w:t>
+            </w:r>
+            <w:r>
+              <w:rPr>
+                <w:rFonts w:hint="eastAsia"/>
+              </w:rPr>
+              <w:t>缓存</w:t>
+            </w:r>
+            <w:r>
+              <w:t>范围，</w:t>
+            </w:r>
+            <w:r>
+              <w:rPr>
+                <w:rFonts w:hint="eastAsia"/>
+              </w:rPr>
+              <w:t>但</w:t>
+            </w:r>
+            <w:r>
+              <w:t>在其它</w:t>
+            </w:r>
+            <w:r>
+              <w:t>coord</w:t>
+            </w:r>
+            <w:r>
+              <w:t>缓存范围内</w:t>
+            </w:r>
+          </w:p>
+        </w:tc>
+        <w:tc>
+          <w:tcPr>
+            <w:tcW w:w="2627" w:type="dxa"/>
+          </w:tcPr>
+          <w:p>
+            <w:pPr>
+              <w:ind w:left="0"/>
+            </w:pPr>
+          </w:p>
+        </w:tc>
+        <w:tc>
+          <w:tcPr>
+            <w:tcW w:w="1705" w:type="dxa"/>
+          </w:tcPr>
+          <w:p>
+            <w:pPr>
+              <w:ind w:left="0"/>
+              <w:rPr>
+                <w:rFonts w:hint="eastAsia"/>
+              </w:rPr>
+            </w:pPr>
+            <w:r>
+              <w:rPr>
+                <w:rFonts w:hint="eastAsia"/>
+              </w:rPr>
+              <w:t>当前</w:t>
+            </w:r>
+            <w:r>
+              <w:t>coord</w:t>
+            </w:r>
+            <w:r>
+              <w:t>不调整，</w:t>
+            </w:r>
+            <w:r>
+              <w:rPr>
+                <w:rFonts w:hint="eastAsia"/>
+              </w:rPr>
+              <w:t>另一</w:t>
+            </w:r>
+            <w:r>
+              <w:t>coord</w:t>
+            </w:r>
+            <w:r>
+              <w:rPr>
+                <w:rFonts w:hint="eastAsia"/>
+              </w:rPr>
+              <w:t>冲突</w:t>
+            </w:r>
+            <w:r>
+              <w:t>后调整</w:t>
+            </w:r>
+          </w:p>
+        </w:tc>
+      </w:tr>
+      <w:tr>
+        <w:tc>
+          <w:tcPr>
+            <w:tcW w:w="1198" w:type="dxa"/>
+          </w:tcPr>
+          <w:p>
+            <w:pPr>
+              <w:ind w:left="0"/>
+            </w:pPr>
+          </w:p>
+        </w:tc>
+        <w:tc>
+          <w:tcPr>
+            <w:tcW w:w="2409" w:type="dxa"/>
+          </w:tcPr>
+          <w:p>
+            <w:pPr>
+              <w:ind w:left="0"/>
+              <w:rPr>
+                <w:rFonts w:hint="eastAsia"/>
+              </w:rPr>
+            </w:pPr>
+            <w:r>
+              <w:rPr>
+                <w:rFonts w:hint="eastAsia"/>
+              </w:rPr>
+              <w:t>插入</w:t>
+            </w:r>
+            <w:r>
+              <w:t>值落在当前</w:t>
+            </w:r>
+            <w:r>
+              <w:t>coord</w:t>
+            </w:r>
+            <w:r>
+              <w:t>缓存范围，但小于</w:t>
+            </w:r>
+            <w:r>
+              <w:rPr>
+                <w:rFonts w:hint="eastAsia"/>
+              </w:rPr>
+              <w:t>nextValue</w:t>
+            </w:r>
+          </w:p>
+        </w:tc>
+        <w:tc>
+          <w:tcPr>
+            <w:tcW w:w="2627" w:type="dxa"/>
+          </w:tcPr>
+          <w:p>
+            <w:pPr>
+              <w:ind w:left="0"/>
+            </w:pPr>
+          </w:p>
+        </w:tc>
+        <w:tc>
+          <w:tcPr>
+            <w:tcW w:w="1705" w:type="dxa"/>
+          </w:tcPr>
+          <w:p>
+            <w:pPr>
+              <w:ind w:left="0"/>
+              <w:rPr>
+                <w:rFonts w:hint="eastAsia"/>
+              </w:rPr>
+            </w:pPr>
+            <w:r>
+              <w:rPr>
+                <w:rFonts w:hint="eastAsia"/>
+              </w:rPr>
+              <w:t>不调整</w:t>
+            </w:r>
+          </w:p>
+        </w:tc>
+      </w:tr>
+      <w:tr>
+        <w:tc>
+          <w:tcPr>
+            <w:tcW w:w="1198" w:type="dxa"/>
+          </w:tcPr>
+          <w:p>
+            <w:pPr>
+              <w:ind w:left="0"/>
+            </w:pPr>
+          </w:p>
+        </w:tc>
+        <w:tc>
+          <w:tcPr>
+            <w:tcW w:w="2409" w:type="dxa"/>
+          </w:tcPr>
+          <w:p>
+            <w:pPr>
+              <w:ind w:left="0"/>
+              <w:rPr>
+                <w:rFonts w:hint="eastAsia"/>
+              </w:rPr>
+            </w:pPr>
+            <w:r>
+              <w:rPr>
+                <w:rFonts w:hint="eastAsia"/>
+              </w:rPr>
+              <w:t>插入</w:t>
+            </w:r>
+            <w:r>
+              <w:t>值</w:t>
+            </w:r>
+            <w:r>
+              <w:rPr>
+                <w:rFonts w:hint="eastAsia"/>
+              </w:rPr>
+              <w:t>落在</w:t>
+            </w:r>
+            <w:r>
+              <w:t>当前</w:t>
+            </w:r>
+            <w:r>
+              <w:t>coord</w:t>
+            </w:r>
+            <w:r>
+              <w:t>缓存范围，</w:t>
+            </w:r>
+            <w:r>
+              <w:rPr>
+                <w:rFonts w:hint="eastAsia"/>
+              </w:rPr>
+              <w:t>且</w:t>
+            </w:r>
+            <w:r>
+              <w:t>大于等于</w:t>
+            </w:r>
+            <w:r>
+              <w:rPr>
+                <w:rFonts w:hint="eastAsia"/>
+              </w:rPr>
+              <w:t>next</w:t>
+            </w:r>
+            <w:r>
+              <w:t>Value</w:t>
+            </w:r>
+          </w:p>
+        </w:tc>
+        <w:tc>
+          <w:tcPr>
+            <w:tcW w:w="2627" w:type="dxa"/>
+          </w:tcPr>
+          <w:p>
+            <w:pPr>
+              <w:ind w:left="0"/>
+            </w:pPr>
+          </w:p>
+        </w:tc>
+        <w:tc>
+          <w:tcPr>
+            <w:tcW w:w="1705" w:type="dxa"/>
+          </w:tcPr>
+          <w:p>
+            <w:pPr>
+              <w:ind w:left="0"/>
+              <w:rPr>
+                <w:rFonts w:hint="eastAsia"/>
+              </w:rPr>
+            </w:pPr>
+            <w:r>
+              <w:rPr>
+                <w:rFonts w:hint="eastAsia"/>
+              </w:rPr>
+              <w:t>上调</w:t>
+            </w:r>
+            <w:r>
+              <w:t>nextValue</w:t>
+            </w:r>
+          </w:p>
+        </w:tc>
+      </w:tr>
+      <w:tr>
+        <w:tc>
+          <w:tcPr>
+            <w:tcW w:w="1198" w:type="dxa"/>
+          </w:tcPr>
+          <w:p>
+            <w:pPr>
+              <w:ind w:left="0"/>
+            </w:pPr>
+          </w:p>
+        </w:tc>
+        <w:tc>
+          <w:tcPr>
+            <w:tcW w:w="2409" w:type="dxa"/>
+          </w:tcPr>
+          <w:p>
+            <w:pPr>
+              <w:ind w:left="0"/>
+              <w:rPr>
+                <w:rFonts w:hint="eastAsia"/>
+              </w:rPr>
+            </w:pPr>
+            <w:r>
+              <w:rPr>
+                <w:rFonts w:hint="eastAsia"/>
+              </w:rPr>
+              <w:t>插入</w:t>
+            </w:r>
+            <w:r>
+              <w:t>值大于当前</w:t>
+            </w:r>
+            <w:r>
+              <w:t>coord</w:t>
+            </w:r>
+            <w:r>
+              <w:t>缓存</w:t>
+            </w:r>
+            <w:r>
+              <w:rPr>
+                <w:rFonts w:hint="eastAsia"/>
+              </w:rPr>
+              <w:t>范围，</w:t>
+            </w:r>
+            <w:r>
+              <w:t>但在其它</w:t>
+            </w:r>
+            <w:r>
+              <w:t>coord</w:t>
+            </w:r>
+            <w:r>
+              <w:t>缓存范围内</w:t>
+            </w:r>
+          </w:p>
+        </w:tc>
+        <w:tc>
+          <w:tcPr>
+            <w:tcW w:w="2627" w:type="dxa"/>
+          </w:tcPr>
+          <w:p>
+            <w:pPr>
+              <w:ind w:left="0"/>
+            </w:pPr>
+          </w:p>
+        </w:tc>
+        <w:tc>
+          <w:tcPr>
+            <w:tcW w:w="1705" w:type="dxa"/>
+          </w:tcPr>
+          <w:p>
+            <w:pPr>
+              <w:ind w:left="0"/>
+              <w:rPr>
+                <w:rFonts w:hint="eastAsia"/>
+              </w:rPr>
+            </w:pPr>
+            <w:r>
+              <w:rPr>
+                <w:rFonts w:hint="eastAsia"/>
+              </w:rPr>
+              <w:t>当前</w:t>
+            </w:r>
+            <w:r>
+              <w:t>coord</w:t>
+            </w:r>
+            <w:r>
+              <w:t>不调整，</w:t>
+            </w:r>
+            <w:r>
+              <w:rPr>
+                <w:rFonts w:hint="eastAsia"/>
+              </w:rPr>
+              <w:t>另一</w:t>
+            </w:r>
+            <w:r>
+              <w:t>coord</w:t>
+            </w:r>
+            <w:r>
+              <w:rPr>
+                <w:rFonts w:hint="eastAsia"/>
+              </w:rPr>
+              <w:t>冲突</w:t>
+            </w:r>
+            <w:r>
+              <w:t>后调整</w:t>
+            </w:r>
+          </w:p>
+        </w:tc>
+      </w:tr>
+      <w:tr>
+        <w:tc>
+          <w:tcPr>
+            <w:tcW w:w="1198" w:type="dxa"/>
+          </w:tcPr>
+          <w:p>
+            <w:pPr>
+              <w:ind w:left="0"/>
+            </w:pPr>
+          </w:p>
+        </w:tc>
+        <w:tc>
+          <w:tcPr>
+            <w:tcW w:w="2409" w:type="dxa"/>
+          </w:tcPr>
+          <w:p>
+            <w:pPr>
+              <w:ind w:left="0"/>
+              <w:rPr>
+                <w:rFonts w:hint="eastAsia"/>
+              </w:rPr>
+            </w:pPr>
+            <w:r>
+              <w:rPr>
+                <w:rFonts w:hint="eastAsia"/>
+              </w:rPr>
+              <w:t>插入</w:t>
+            </w:r>
+            <w:r>
+              <w:t>值大于所有</w:t>
+            </w:r>
+            <w:r>
+              <w:rPr>
+                <w:rFonts w:hint="eastAsia"/>
+              </w:rPr>
+              <w:t>缓存</w:t>
+            </w:r>
+            <w:r>
+              <w:t>值</w:t>
+            </w:r>
+          </w:p>
+        </w:tc>
+        <w:tc>
+          <w:tcPr>
+            <w:tcW w:w="2627" w:type="dxa"/>
+          </w:tcPr>
+          <w:p>
+            <w:pPr>
+              <w:ind w:left="0"/>
+            </w:pPr>
+          </w:p>
+        </w:tc>
+        <w:tc>
+          <w:tcPr>
+            <w:tcW w:w="1705" w:type="dxa"/>
+          </w:tcPr>
+          <w:p>
+            <w:pPr>
+              <w:ind w:left="0"/>
+              <w:rPr>
+                <w:rFonts w:hint="eastAsia"/>
+              </w:rPr>
+            </w:pPr>
+            <w:r>
+              <w:rPr>
+                <w:rFonts w:hint="eastAsia"/>
+              </w:rPr>
+              <w:t>所有</w:t>
+            </w:r>
+            <w:r>
+              <w:t>coord</w:t>
+            </w:r>
+            <w:r>
+              <w:t>在未来冲突</w:t>
+            </w:r>
+            <w:r>
+              <w:rPr>
+                <w:rFonts w:hint="eastAsia"/>
+              </w:rPr>
+              <w:t>后</w:t>
+            </w:r>
+            <w:r>
+              <w:t>再</w:t>
+            </w:r>
+            <w:r>
+              <w:rPr>
+                <w:rFonts w:hint="eastAsia"/>
+              </w:rPr>
+              <w:t>调整</w:t>
+            </w:r>
+          </w:p>
+        </w:tc>
+      </w:tr>
+      <w:tr>
+        <w:tc>
+          <w:tcPr>
+            <w:tcW w:w="1198" w:type="dxa"/>
+          </w:tcPr>
+          <w:p>
+            <w:pPr>
+              <w:ind w:left="0"/>
+            </w:pPr>
+          </w:p>
+        </w:tc>
+        <w:tc>
+          <w:tcPr>
+            <w:tcW w:w="2409" w:type="dxa"/>
+          </w:tcPr>
+          <w:p>
+            <w:pPr>
+              <w:ind w:left="0"/>
+              <w:rPr>
+                <w:rFonts w:hint="eastAsia"/>
+              </w:rPr>
+            </w:pPr>
+            <w:r>
+              <w:rPr>
+                <w:rFonts w:hint="eastAsia"/>
+              </w:rPr>
+              <w:t>在</w:t>
+            </w:r>
+            <w:r>
+              <w:t>序列未使用时</w:t>
+            </w:r>
+            <w:r>
+              <w:rPr>
+                <w:rFonts w:hint="eastAsia"/>
+              </w:rPr>
+              <w:t>（无缓存</w:t>
+            </w:r>
+            <w:r>
+              <w:t>状态</w:t>
+            </w:r>
+            <w:r>
+              <w:rPr>
+                <w:rFonts w:hint="eastAsia"/>
+              </w:rPr>
+              <w:t>）插入</w:t>
+            </w:r>
+            <w:r>
+              <w:t>值</w:t>
+            </w:r>
+          </w:p>
+        </w:tc>
+        <w:tc>
+          <w:tcPr>
+            <w:tcW w:w="2627" w:type="dxa"/>
+          </w:tcPr>
+          <w:p>
+            <w:pPr>
+              <w:ind w:left="0"/>
+            </w:pPr>
+          </w:p>
+        </w:tc>
+        <w:tc>
+          <w:tcPr>
+            <w:tcW w:w="1705" w:type="dxa"/>
+          </w:tcPr>
+          <w:p>
+            <w:pPr>
+              <w:ind w:left="0"/>
+              <w:rPr>
+                <w:rFonts w:hint="eastAsia"/>
+              </w:rPr>
+            </w:pPr>
+            <w:r>
+              <w:rPr>
+                <w:rFonts w:hint="eastAsia"/>
+              </w:rPr>
+              <w:t>调整</w:t>
+            </w:r>
+            <w:r>
+              <w:t>正确</w:t>
+            </w:r>
+          </w:p>
+        </w:tc>
+      </w:tr>
+      <w:tr>
+        <w:tc>
+          <w:tcPr>
+            <w:tcW w:w="1198" w:type="dxa"/>
+          </w:tcPr>
+          <w:p>
+            <w:pPr>
+              <w:ind w:left="0"/>
+            </w:pPr>
+          </w:p>
+        </w:tc>
+        <w:tc>
+          <w:tcPr>
+            <w:tcW w:w="2409" w:type="dxa"/>
+          </w:tcPr>
+          <w:p>
+            <w:pPr>
+              <w:ind w:left="0"/>
+              <w:rPr>
+                <w:rFonts w:hint="eastAsia"/>
+              </w:rPr>
+            </w:pPr>
+            <w:r>
+              <w:rPr>
+                <w:rFonts w:hint="eastAsia"/>
+              </w:rPr>
+              <w:t>插入</w:t>
+            </w:r>
+            <w:r>
+              <w:t>值为</w:t>
+            </w:r>
+            <w:r>
+              <w:rPr>
+                <w:rFonts w:hint="eastAsia"/>
+              </w:rPr>
+              <w:t>当前</w:t>
+            </w:r>
+            <w:r>
+              <w:t>coord</w:t>
+            </w:r>
+            <w:r>
+              <w:t>缓存</w:t>
+            </w:r>
+            <w:r>
+              <w:rPr>
+                <w:rFonts w:hint="eastAsia"/>
+              </w:rPr>
+              <w:t>范围</w:t>
+            </w:r>
+            <w:r>
+              <w:t>的</w:t>
+            </w:r>
+            <w:r>
+              <w:rPr>
+                <w:rFonts w:hint="eastAsia"/>
+              </w:rPr>
+              <w:t>最大值</w:t>
+            </w:r>
+          </w:p>
+        </w:tc>
+        <w:tc>
+          <w:tcPr>
+            <w:tcW w:w="2627" w:type="dxa"/>
+          </w:tcPr>
+          <w:p>
+            <w:pPr>
+              <w:ind w:left="0"/>
+            </w:pPr>
+          </w:p>
+        </w:tc>
+        <w:tc>
+          <w:tcPr>
+            <w:tcW w:w="1705" w:type="dxa"/>
+          </w:tcPr>
+          <w:p>
+            <w:pPr>
+              <w:ind w:left="0"/>
+              <w:rPr>
+                <w:rFonts w:hint="eastAsia"/>
+              </w:rPr>
+            </w:pPr>
+            <w:r>
+              <w:rPr>
+                <w:rFonts w:hint="eastAsia"/>
+              </w:rPr>
+              <w:t>下次生成</w:t>
+            </w:r>
+            <w:r>
+              <w:t>时获取新缓存</w:t>
+            </w:r>
+          </w:p>
+        </w:tc>
+      </w:tr>
+      <w:tr>
+        <w:tc>
+          <w:tcPr>
+            <w:tcW w:w="1198" w:type="dxa"/>
+          </w:tcPr>
+          <w:p>
+            <w:pPr>
+              <w:ind w:left="0"/>
+            </w:pPr>
+          </w:p>
+        </w:tc>
+        <w:tc>
+          <w:tcPr>
+            <w:tcW w:w="2409" w:type="dxa"/>
+          </w:tcPr>
+          <w:p>
+            <w:pPr>
+              <w:ind w:left="0"/>
+              <w:rPr>
+                <w:rFonts w:hint="eastAsia"/>
+              </w:rPr>
+            </w:pPr>
+            <w:r>
+              <w:rPr>
+                <w:rFonts w:hint="eastAsia"/>
+              </w:rPr>
+              <w:t>插入</w:t>
+            </w:r>
+            <w:r>
+              <w:t>值是当前</w:t>
+            </w:r>
+            <w:r>
+              <w:t>coord</w:t>
+            </w:r>
+            <w:r>
+              <w:t>的</w:t>
+            </w:r>
+            <w:r>
+              <w:rPr>
+                <w:rFonts w:hint="eastAsia"/>
+              </w:rPr>
+              <w:t>nextValue</w:t>
+            </w:r>
+          </w:p>
+        </w:tc>
+        <w:tc>
+          <w:tcPr>
+            <w:tcW w:w="2627" w:type="dxa"/>
+          </w:tcPr>
+          <w:p>
+            <w:pPr>
+              <w:ind w:left="0"/>
+            </w:pPr>
+          </w:p>
+        </w:tc>
+        <w:tc>
+          <w:tcPr>
+            <w:tcW w:w="1705" w:type="dxa"/>
+          </w:tcPr>
+          <w:p>
+            <w:pPr>
+              <w:ind w:left="0"/>
+              <w:rPr>
+                <w:rFonts w:hint="eastAsia"/>
+              </w:rPr>
+            </w:pPr>
+            <w:r>
+              <w:rPr>
+                <w:rFonts w:hint="eastAsia"/>
+              </w:rPr>
+              <w:t>下次</w:t>
+            </w:r>
+            <w:r>
+              <w:t>生成时是</w:t>
+            </w:r>
+            <w:r>
+              <w:rPr>
+                <w:rFonts w:hint="eastAsia"/>
+              </w:rPr>
+              <w:t>nextValue+1</w:t>
+            </w:r>
+          </w:p>
+        </w:tc>
+      </w:tr>
+      <w:tr>
+        <w:tc>
+          <w:tcPr>
+            <w:tcW w:w="1198" w:type="dxa"/>
+          </w:tcPr>
+          <w:p>
+            <w:pPr>
+              <w:ind w:left="0"/>
+            </w:pPr>
+          </w:p>
+        </w:tc>
+        <w:tc>
+          <w:tcPr>
+            <w:tcW w:w="2409" w:type="dxa"/>
+          </w:tcPr>
+          <w:p>
+            <w:pPr>
+              <w:ind w:left="0"/>
+              <w:rPr>
+                <w:rFonts w:hint="eastAsia"/>
+              </w:rPr>
+            </w:pPr>
+            <w:r>
+              <w:rPr>
+                <w:rFonts w:hint="eastAsia"/>
+              </w:rPr>
+              <w:t>插入</w:t>
+            </w:r>
+            <w:r>
+              <w:t>值是</w:t>
+            </w:r>
+            <w:r>
+              <w:rPr>
+                <w:rFonts w:hint="eastAsia"/>
+              </w:rPr>
+              <w:t>序列</w:t>
+            </w:r>
+            <w:r>
+              <w:t>的</w:t>
+            </w:r>
+            <w:r>
+              <w:t>currentValue</w:t>
+            </w:r>
+          </w:p>
+        </w:tc>
+        <w:tc>
+          <w:tcPr>
+            <w:tcW w:w="2627" w:type="dxa"/>
+          </w:tcPr>
+          <w:p>
+            <w:pPr>
+              <w:ind w:left="0"/>
+            </w:pPr>
+          </w:p>
+        </w:tc>
+        <w:tc>
+          <w:tcPr>
+            <w:tcW w:w="1705" w:type="dxa"/>
+          </w:tcPr>
+          <w:p>
+            <w:pPr>
+              <w:ind w:left="0"/>
+              <w:rPr>
+                <w:rFonts w:hint="eastAsia"/>
+              </w:rPr>
+            </w:pPr>
+            <w:r>
+              <w:rPr>
+                <w:rFonts w:hint="eastAsia"/>
+              </w:rPr>
+              <w:t>丢弃</w:t>
+            </w:r>
+            <w:r>
+              <w:t>旧缓存，</w:t>
+            </w:r>
+            <w:r>
+              <w:rPr>
+                <w:rFonts w:hint="eastAsia"/>
+              </w:rPr>
+              <w:t>生成</w:t>
+            </w:r>
+            <w:r>
+              <w:t>新的</w:t>
+            </w:r>
+            <w:r>
+              <w:rPr>
+                <w:rFonts w:hint="eastAsia"/>
+              </w:rPr>
+              <w:t>catalog</w:t>
+            </w:r>
+            <w:r>
+              <w:t>缓存</w:t>
+            </w:r>
+          </w:p>
+        </w:tc>
+      </w:tr>
+      <w:tr>
+        <w:tc>
+          <w:tcPr>
+            <w:tcW w:w="1198" w:type="dxa"/>
+          </w:tcPr>
+          <w:p>
+            <w:pPr>
+              <w:ind w:left="0"/>
+            </w:pPr>
+          </w:p>
+        </w:tc>
+        <w:tc>
+          <w:tcPr>
+            <w:tcW w:w="2409" w:type="dxa"/>
+          </w:tcPr>
+          <w:p>
+            <w:pPr>
+              <w:ind w:left="0"/>
+              <w:rPr>
+                <w:rFonts w:hint="eastAsia"/>
+              </w:rPr>
+            </w:pPr>
+            <w:r>
+              <w:rPr>
+                <w:rFonts w:hint="eastAsia"/>
+              </w:rPr>
+              <w:t>插入</w:t>
+            </w:r>
+            <w:r>
+              <w:t>值是</w:t>
+            </w:r>
+            <w:r>
+              <w:rPr>
+                <w:rFonts w:hint="eastAsia"/>
+              </w:rPr>
+              <w:t>序列</w:t>
+            </w:r>
+            <w:r>
+              <w:t>的</w:t>
+            </w:r>
+            <w:r>
+              <w:t>cachedValue</w:t>
+            </w:r>
+          </w:p>
+        </w:tc>
+        <w:tc>
+          <w:tcPr>
+            <w:tcW w:w="2627" w:type="dxa"/>
+          </w:tcPr>
+          <w:p>
+            <w:pPr>
+              <w:ind w:left="0"/>
+            </w:pPr>
+          </w:p>
+        </w:tc>
+        <w:tc>
+          <w:tcPr>
+            <w:tcW w:w="1705" w:type="dxa"/>
+          </w:tcPr>
+          <w:p>
+            <w:pPr>
+              <w:ind w:left="0"/>
+              <w:rPr>
+                <w:rFonts w:hint="eastAsia"/>
+              </w:rPr>
+            </w:pPr>
+            <w:r>
+              <w:rPr>
+                <w:rFonts w:hint="eastAsia"/>
+              </w:rPr>
+              <w:t>调整</w:t>
+            </w:r>
+            <w:r>
+              <w:t>正确</w:t>
+            </w:r>
+          </w:p>
+        </w:tc>
+      </w:tr>
+      <w:tr>
+        <w:tc>
+          <w:tcPr>
+            <w:tcW w:w="1198" w:type="dxa"/>
+          </w:tcPr>
+          <w:p>
+            <w:pPr>
+              <w:ind w:left="0"/>
+            </w:pPr>
+          </w:p>
+        </w:tc>
+        <w:tc>
+          <w:tcPr>
+            <w:tcW w:w="2409" w:type="dxa"/>
+          </w:tcPr>
+          <w:p>
+            <w:pPr>
+              <w:ind w:left="0"/>
+              <w:rPr>
+                <w:rFonts w:hint="eastAsia"/>
+              </w:rPr>
+            </w:pPr>
+            <w:r>
+              <w:rPr>
+                <w:rFonts w:hint="eastAsia"/>
+              </w:rPr>
+              <w:t>插入</w:t>
+            </w:r>
+            <w:r>
+              <w:t>值是</w:t>
+            </w:r>
+            <w:r>
+              <w:rPr>
+                <w:rFonts w:hint="eastAsia"/>
+              </w:rPr>
+              <w:t>序列</w:t>
+            </w:r>
+            <w:r>
+              <w:t>的</w:t>
+            </w:r>
+            <w:r>
+              <w:t>MaxValue</w:t>
+            </w:r>
+          </w:p>
+        </w:tc>
+        <w:tc>
+          <w:tcPr>
+            <w:tcW w:w="2627" w:type="dxa"/>
+          </w:tcPr>
+          <w:p>
+            <w:pPr>
+              <w:ind w:left="0"/>
+            </w:pPr>
+          </w:p>
+        </w:tc>
+        <w:tc>
+          <w:tcPr>
+            <w:tcW w:w="1705" w:type="dxa"/>
+          </w:tcPr>
+          <w:p>
+            <w:pPr>
+              <w:ind w:left="0"/>
+              <w:rPr>
+                <w:rFonts w:hint="eastAsia"/>
+              </w:rPr>
+            </w:pPr>
+            <w:r>
+              <w:rPr>
+                <w:rFonts w:hint="eastAsia"/>
+              </w:rPr>
+              <w:t>调整</w:t>
+            </w:r>
+            <w:r>
+              <w:t>正确</w:t>
+            </w:r>
+          </w:p>
+        </w:tc>
+      </w:tr>
+      <w:tr>
+        <w:tc>
+          <w:tcPr>
+            <w:tcW w:w="1198" w:type="dxa"/>
+          </w:tcPr>
+          <w:p>
+            <w:pPr>
+              <w:ind w:left="0"/>
+            </w:pPr>
+          </w:p>
+        </w:tc>
+        <w:tc>
+          <w:tcPr>
+            <w:tcW w:w="2409" w:type="dxa"/>
+          </w:tcPr>
+          <w:p>
+            <w:pPr>
+              <w:ind w:left="0"/>
+              <w:rPr>
+                <w:rFonts w:hint="eastAsia"/>
+              </w:rPr>
+            </w:pPr>
+            <w:r>
+              <w:rPr>
+                <w:rFonts w:hint="eastAsia"/>
+              </w:rPr>
+              <w:t>超大</w:t>
+            </w:r>
+            <w:r>
+              <w:t>范围调整</w:t>
+            </w:r>
+          </w:p>
+        </w:tc>
+        <w:tc>
+          <w:tcPr>
+            <w:tcW w:w="2627" w:type="dxa"/>
+          </w:tcPr>
+          <w:p>
+            <w:pPr>
+              <w:ind w:left="0"/>
+              <w:rPr>
+                <w:rFonts w:hint="eastAsia"/>
+              </w:rPr>
+            </w:pPr>
+            <w:r>
+              <w:rPr>
+                <w:rFonts w:hint="eastAsia"/>
+              </w:rPr>
+              <w:t>设置</w:t>
+            </w:r>
+            <w:r>
+              <w:t>currentValue</w:t>
+            </w:r>
+            <w:r>
+              <w:t>为</w:t>
+            </w:r>
+            <w:r>
+              <w:t>SINT64</w:t>
+            </w:r>
+            <w:r>
+              <w:rPr>
+                <w:rFonts w:hint="eastAsia"/>
+              </w:rPr>
+              <w:t>最小值</w:t>
+            </w:r>
+            <w:r>
+              <w:t>，插入</w:t>
+            </w:r>
+            <w:r>
+              <w:rPr>
+                <w:rFonts w:hint="eastAsia"/>
+              </w:rPr>
+              <w:t>值</w:t>
+            </w:r>
+            <w:r>
+              <w:t>为</w:t>
+            </w:r>
+            <w:r>
+              <w:rPr>
+                <w:rFonts w:hint="eastAsia"/>
+              </w:rPr>
+              <w:t>SINT64</w:t>
+            </w:r>
+            <w:r>
+              <w:rPr>
+                <w:rFonts w:hint="eastAsia"/>
+              </w:rPr>
+              <w:t>最大值</w:t>
+            </w:r>
+          </w:p>
+        </w:tc>
+        <w:tc>
+          <w:tcPr>
+            <w:tcW w:w="1705" w:type="dxa"/>
+          </w:tcPr>
+          <w:p>
+            <w:pPr>
+              <w:ind w:left="0"/>
+              <w:rPr>
+                <w:rFonts w:hint="eastAsia"/>
+              </w:rPr>
+            </w:pPr>
+            <w:r>
+              <w:rPr>
+                <w:rFonts w:hint="eastAsia"/>
+              </w:rPr>
+              <w:t>调整</w:t>
+            </w:r>
+            <w:r>
+              <w:t>正确</w:t>
+            </w:r>
           </w:p>
         </w:tc>
       </w:tr>
@@ -3250,6 +4070,8 @@
         </w:rPr>
         <w:t>Checklist</w:t>
       </w:r>
+      <w:bookmarkStart w:id="0" w:name="_GoBack"/>
+      <w:bookmarkEnd w:id="0"/>
     </w:p>
     <w:tbl>
       <w:tblPr>
@@ -3377,6 +4199,12 @@
             <w:pPr>
               <w:ind w:left="0"/>
             </w:pPr>
+            <w:r>
+              <w:rPr>
+                <w:rFonts w:hint="eastAsia"/>
+              </w:rPr>
+              <w:t>Y</w:t>
+            </w:r>
           </w:p>
         </w:tc>
         <w:tc>
@@ -3403,6 +4231,7 @@
               <w:rPr>
                 <w:rFonts w:hint="eastAsia"/>
               </w:rPr>
+              <w:lastRenderedPageBreak/>
               <w:t>原有用例是否全部通过</w:t>
             </w:r>
           </w:p>
@@ -3415,6 +4244,12 @@
             <w:pPr>
               <w:ind w:left="0"/>
             </w:pPr>
+            <w:r>
+              <w:rPr>
+                <w:rFonts w:hint="eastAsia"/>
+              </w:rPr>
+              <w:t>N</w:t>
+            </w:r>
           </w:p>
         </w:tc>
         <w:tc>
@@ -3424,7 +4259,19 @@
           <w:p>
             <w:pPr>
               <w:ind w:left="0"/>
-            </w:pPr>
+              <w:rPr>
+                <w:rFonts w:hint="eastAsia"/>
+              </w:rPr>
+            </w:pPr>
+            <w:r>
+              <w:rPr>
+                <w:rFonts w:hint="eastAsia"/>
+              </w:rPr>
+              <w:t>需要</w:t>
+            </w:r>
+            <w:r>
+              <w:t>调整用例</w:t>
+            </w:r>
           </w:p>
         </w:tc>
       </w:tr>
@@ -3459,6 +4306,12 @@
             <w:pPr>
               <w:ind w:left="0"/>
             </w:pPr>
+            <w:r>
+              <w:rPr>
+                <w:rFonts w:hint="eastAsia"/>
+              </w:rPr>
+              <w:t>Y</w:t>
+            </w:r>
           </w:p>
         </w:tc>
         <w:tc>
@@ -3497,6 +4350,12 @@
             <w:pPr>
               <w:ind w:left="0"/>
             </w:pPr>
+            <w:r>
+              <w:rPr>
+                <w:rFonts w:hint="eastAsia"/>
+              </w:rPr>
+              <w:t>Y</w:t>
+            </w:r>
           </w:p>
         </w:tc>
         <w:tc>
@@ -3535,6 +4394,12 @@
             <w:pPr>
               <w:ind w:left="0"/>
             </w:pPr>
+            <w:r>
+              <w:rPr>
+                <w:rFonts w:hint="eastAsia"/>
+              </w:rPr>
+              <w:t>N</w:t>
+            </w:r>
           </w:p>
         </w:tc>
         <w:tc>
@@ -3573,6 +4438,12 @@
             <w:pPr>
               <w:ind w:left="0"/>
             </w:pPr>
+            <w:r>
+              <w:rPr>
+                <w:rFonts w:hint="eastAsia"/>
+              </w:rPr>
+              <w:t>Y</w:t>
+            </w:r>
           </w:p>
         </w:tc>
         <w:tc>
@@ -3611,6 +4482,12 @@
             <w:pPr>
               <w:ind w:left="0"/>
             </w:pPr>
+            <w:r>
+              <w:rPr>
+                <w:rFonts w:hint="eastAsia"/>
+              </w:rPr>
+              <w:t>N</w:t>
+            </w:r>
           </w:p>
         </w:tc>
         <w:tc>
@@ -3649,6 +4526,12 @@
             <w:pPr>
               <w:ind w:left="0"/>
             </w:pPr>
+            <w:r>
+              <w:rPr>
+                <w:rFonts w:hint="eastAsia"/>
+              </w:rPr>
+              <w:t>NA</w:t>
+            </w:r>
           </w:p>
         </w:tc>
         <w:tc>
@@ -3693,6 +4576,12 @@
             <w:pPr>
               <w:ind w:left="0"/>
             </w:pPr>
+            <w:r>
+              <w:rPr>
+                <w:rFonts w:hint="eastAsia"/>
+              </w:rPr>
+              <w:t>NA</w:t>
+            </w:r>
           </w:p>
         </w:tc>
         <w:tc>
